--- a/backend-exhibits/INCLUDED  standardMicrosoft to google.docx
+++ b/backend-exhibits/INCLUDED  standardMicrosoft to google.docx
@@ -1119,10 +1119,10 @@
   <w:docDefaults>
     <w:rPrDefault>
       <w:rPr>
-        <w:rFonts w:asciiTheme="minorHAnsi" w:eastAsiaTheme="minorHAnsi" w:hAnsiTheme="minorHAnsi" w:cstheme="minorBidi"/>
+        <w:rFonts w:ascii="Arial" w:hAnsi="Arial" w:cs="Arial" w:eastAsia="Arial"/>
         <w:kern w:val="2"/>
-        <w:sz w:val="24"/>
-        <w:szCs w:val="24"/>
+        <w:sz w:val="21"/>
+        <w:szCs w:val="21"/>
         <w:lang w:val="en-IN" w:eastAsia="en-US" w:bidi="ar-SA"/>
         <w14:ligatures w14:val="standardContextual"/>
       </w:rPr>
@@ -1520,8 +1520,8 @@
     </w:pPr>
     <w:rPr>
       <w:kern w:val="0"/>
-      <w:sz w:val="22"/>
-      <w:szCs w:val="22"/>
+      <w:sz w:val="21"/>
+      <w:szCs w:val="21"/>
       <w:lang w:val="en-US"/>
       <w14:ligatures w14:val="none"/>
     </w:rPr>
@@ -1541,11 +1541,11 @@
       <w:outlineLvl w:val="0"/>
     </w:pPr>
     <w:rPr>
-      <w:rFonts w:asciiTheme="majorHAnsi" w:eastAsiaTheme="majorEastAsia" w:hAnsiTheme="majorHAnsi" w:cstheme="majorBidi"/>
+      <w:rFonts w:ascii="Arial" w:hAnsi="Arial" w:cs="Arial" w:eastAsia="Arial"/>
       <w:color w:val="0F4761" w:themeColor="accent1" w:themeShade="BF"/>
       <w:kern w:val="2"/>
-      <w:sz w:val="40"/>
-      <w:szCs w:val="40"/>
+      <w:sz w:val="21"/>
+      <w:szCs w:val="21"/>
       <w:lang w:val="en-IN"/>
       <w14:ligatures w14:val="standardContextual"/>
     </w:rPr>
@@ -1567,11 +1567,11 @@
       <w:outlineLvl w:val="1"/>
     </w:pPr>
     <w:rPr>
-      <w:rFonts w:asciiTheme="majorHAnsi" w:eastAsiaTheme="majorEastAsia" w:hAnsiTheme="majorHAnsi" w:cstheme="majorBidi"/>
+      <w:rFonts w:ascii="Arial" w:hAnsi="Arial" w:cs="Arial" w:eastAsia="Arial"/>
       <w:color w:val="0F4761" w:themeColor="accent1" w:themeShade="BF"/>
       <w:kern w:val="2"/>
-      <w:sz w:val="32"/>
-      <w:szCs w:val="32"/>
+      <w:sz w:val="21"/>
+      <w:szCs w:val="21"/>
       <w:lang w:val="en-IN"/>
       <w14:ligatures w14:val="standardContextual"/>
     </w:rPr>
@@ -1593,11 +1593,11 @@
       <w:outlineLvl w:val="2"/>
     </w:pPr>
     <w:rPr>
-      <w:rFonts w:eastAsiaTheme="majorEastAsia" w:cstheme="majorBidi"/>
+      <w:rFonts w:ascii="Arial" w:hAnsi="Arial" w:cs="Arial" w:eastAsia="Arial"/>
       <w:color w:val="0F4761" w:themeColor="accent1" w:themeShade="BF"/>
       <w:kern w:val="2"/>
-      <w:sz w:val="28"/>
-      <w:szCs w:val="28"/>
+      <w:sz w:val="21"/>
+      <w:szCs w:val="21"/>
       <w:lang w:val="en-IN"/>
       <w14:ligatures w14:val="standardContextual"/>
     </w:rPr>
@@ -1619,13 +1619,13 @@
       <w:outlineLvl w:val="3"/>
     </w:pPr>
     <w:rPr>
-      <w:rFonts w:eastAsiaTheme="majorEastAsia" w:cstheme="majorBidi"/>
+      <w:rFonts w:ascii="Arial" w:hAnsi="Arial" w:cs="Arial" w:eastAsia="Arial"/>
       <w:i/>
       <w:iCs/>
       <w:color w:val="0F4761" w:themeColor="accent1" w:themeShade="BF"/>
       <w:kern w:val="2"/>
-      <w:sz w:val="24"/>
-      <w:szCs w:val="24"/>
+      <w:sz w:val="21"/>
+      <w:szCs w:val="21"/>
       <w:lang w:val="en-IN"/>
       <w14:ligatures w14:val="standardContextual"/>
     </w:rPr>
@@ -1647,11 +1647,11 @@
       <w:outlineLvl w:val="4"/>
     </w:pPr>
     <w:rPr>
-      <w:rFonts w:eastAsiaTheme="majorEastAsia" w:cstheme="majorBidi"/>
+      <w:rFonts w:ascii="Arial" w:hAnsi="Arial" w:cs="Arial" w:eastAsia="Arial"/>
       <w:color w:val="0F4761" w:themeColor="accent1" w:themeShade="BF"/>
       <w:kern w:val="2"/>
-      <w:sz w:val="24"/>
-      <w:szCs w:val="24"/>
+      <w:sz w:val="21"/>
+      <w:szCs w:val="21"/>
       <w:lang w:val="en-IN"/>
       <w14:ligatures w14:val="standardContextual"/>
     </w:rPr>
@@ -1673,13 +1673,13 @@
       <w:outlineLvl w:val="5"/>
     </w:pPr>
     <w:rPr>
-      <w:rFonts w:eastAsiaTheme="majorEastAsia" w:cstheme="majorBidi"/>
+      <w:rFonts w:ascii="Arial" w:hAnsi="Arial" w:cs="Arial" w:eastAsia="Arial"/>
       <w:i/>
       <w:iCs/>
       <w:color w:val="595959" w:themeColor="text1" w:themeTint="A6"/>
       <w:kern w:val="2"/>
-      <w:sz w:val="24"/>
-      <w:szCs w:val="24"/>
+      <w:sz w:val="21"/>
+      <w:szCs w:val="21"/>
       <w:lang w:val="en-IN"/>
       <w14:ligatures w14:val="standardContextual"/>
     </w:rPr>
@@ -1701,11 +1701,11 @@
       <w:outlineLvl w:val="6"/>
     </w:pPr>
     <w:rPr>
-      <w:rFonts w:eastAsiaTheme="majorEastAsia" w:cstheme="majorBidi"/>
+      <w:rFonts w:ascii="Arial" w:hAnsi="Arial" w:cs="Arial" w:eastAsia="Arial"/>
       <w:color w:val="595959" w:themeColor="text1" w:themeTint="A6"/>
       <w:kern w:val="2"/>
-      <w:sz w:val="24"/>
-      <w:szCs w:val="24"/>
+      <w:sz w:val="21"/>
+      <w:szCs w:val="21"/>
       <w:lang w:val="en-IN"/>
       <w14:ligatures w14:val="standardContextual"/>
     </w:rPr>
@@ -1727,13 +1727,13 @@
       <w:outlineLvl w:val="7"/>
     </w:pPr>
     <w:rPr>
-      <w:rFonts w:eastAsiaTheme="majorEastAsia" w:cstheme="majorBidi"/>
+      <w:rFonts w:ascii="Arial" w:hAnsi="Arial" w:cs="Arial" w:eastAsia="Arial"/>
       <w:i/>
       <w:iCs/>
       <w:color w:val="272727" w:themeColor="text1" w:themeTint="D8"/>
       <w:kern w:val="2"/>
-      <w:sz w:val="24"/>
-      <w:szCs w:val="24"/>
+      <w:sz w:val="21"/>
+      <w:szCs w:val="21"/>
       <w:lang w:val="en-IN"/>
       <w14:ligatures w14:val="standardContextual"/>
     </w:rPr>
@@ -1755,11 +1755,11 @@
       <w:outlineLvl w:val="8"/>
     </w:pPr>
     <w:rPr>
-      <w:rFonts w:eastAsiaTheme="majorEastAsia" w:cstheme="majorBidi"/>
+      <w:rFonts w:ascii="Arial" w:hAnsi="Arial" w:cs="Arial" w:eastAsia="Arial"/>
       <w:color w:val="272727" w:themeColor="text1" w:themeTint="D8"/>
       <w:kern w:val="2"/>
-      <w:sz w:val="24"/>
-      <w:szCs w:val="24"/>
+      <w:sz w:val="21"/>
+      <w:szCs w:val="21"/>
       <w:lang w:val="en-IN"/>
       <w14:ligatures w14:val="standardContextual"/>
     </w:rPr>
@@ -1798,10 +1798,10 @@
     <w:uiPriority w:val="9"/>
     <w:rsid w:val="00433772"/>
     <w:rPr>
-      <w:rFonts w:asciiTheme="majorHAnsi" w:eastAsiaTheme="majorEastAsia" w:hAnsiTheme="majorHAnsi" w:cstheme="majorBidi"/>
+      <w:rFonts w:ascii="Arial" w:hAnsi="Arial" w:cs="Arial" w:eastAsia="Arial"/>
       <w:color w:val="0F4761" w:themeColor="accent1" w:themeShade="BF"/>
-      <w:sz w:val="40"/>
-      <w:szCs w:val="40"/>
+      <w:sz w:val="21"/>
+      <w:szCs w:val="21"/>
     </w:rPr>
   </w:style>
   <w:style w:type="character" w:customStyle="1" w:styleId="Heading2Char">
@@ -1812,10 +1812,10 @@
     <w:semiHidden/>
     <w:rsid w:val="00433772"/>
     <w:rPr>
-      <w:rFonts w:asciiTheme="majorHAnsi" w:eastAsiaTheme="majorEastAsia" w:hAnsiTheme="majorHAnsi" w:cstheme="majorBidi"/>
+      <w:rFonts w:ascii="Arial" w:hAnsi="Arial" w:cs="Arial" w:eastAsia="Arial"/>
       <w:color w:val="0F4761" w:themeColor="accent1" w:themeShade="BF"/>
-      <w:sz w:val="32"/>
-      <w:szCs w:val="32"/>
+      <w:sz w:val="21"/>
+      <w:szCs w:val="21"/>
     </w:rPr>
   </w:style>
   <w:style w:type="character" w:customStyle="1" w:styleId="Heading3Char">
@@ -1826,10 +1826,10 @@
     <w:semiHidden/>
     <w:rsid w:val="00433772"/>
     <w:rPr>
-      <w:rFonts w:eastAsiaTheme="majorEastAsia" w:cstheme="majorBidi"/>
+      <w:rFonts w:ascii="Arial" w:hAnsi="Arial" w:cs="Arial" w:eastAsia="Arial"/>
       <w:color w:val="0F4761" w:themeColor="accent1" w:themeShade="BF"/>
-      <w:sz w:val="28"/>
-      <w:szCs w:val="28"/>
+      <w:sz w:val="21"/>
+      <w:szCs w:val="21"/>
     </w:rPr>
   </w:style>
   <w:style w:type="character" w:customStyle="1" w:styleId="Heading4Char">
@@ -1840,7 +1840,7 @@
     <w:semiHidden/>
     <w:rsid w:val="00433772"/>
     <w:rPr>
-      <w:rFonts w:eastAsiaTheme="majorEastAsia" w:cstheme="majorBidi"/>
+      <w:rFonts w:ascii="Arial" w:hAnsi="Arial" w:cs="Arial" w:eastAsia="Arial"/>
       <w:i/>
       <w:iCs/>
       <w:color w:val="0F4761" w:themeColor="accent1" w:themeShade="BF"/>
@@ -1854,7 +1854,7 @@
     <w:semiHidden/>
     <w:rsid w:val="00433772"/>
     <w:rPr>
-      <w:rFonts w:eastAsiaTheme="majorEastAsia" w:cstheme="majorBidi"/>
+      <w:rFonts w:ascii="Arial" w:hAnsi="Arial" w:cs="Arial" w:eastAsia="Arial"/>
       <w:color w:val="0F4761" w:themeColor="accent1" w:themeShade="BF"/>
     </w:rPr>
   </w:style>
@@ -1866,7 +1866,7 @@
     <w:semiHidden/>
     <w:rsid w:val="00433772"/>
     <w:rPr>
-      <w:rFonts w:eastAsiaTheme="majorEastAsia" w:cstheme="majorBidi"/>
+      <w:rFonts w:ascii="Arial" w:hAnsi="Arial" w:cs="Arial" w:eastAsia="Arial"/>
       <w:i/>
       <w:iCs/>
       <w:color w:val="595959" w:themeColor="text1" w:themeTint="A6"/>
@@ -1880,7 +1880,7 @@
     <w:semiHidden/>
     <w:rsid w:val="00433772"/>
     <w:rPr>
-      <w:rFonts w:eastAsiaTheme="majorEastAsia" w:cstheme="majorBidi"/>
+      <w:rFonts w:ascii="Arial" w:hAnsi="Arial" w:cs="Arial" w:eastAsia="Arial"/>
       <w:color w:val="595959" w:themeColor="text1" w:themeTint="A6"/>
     </w:rPr>
   </w:style>
@@ -1892,7 +1892,7 @@
     <w:semiHidden/>
     <w:rsid w:val="00433772"/>
     <w:rPr>
-      <w:rFonts w:eastAsiaTheme="majorEastAsia" w:cstheme="majorBidi"/>
+      <w:rFonts w:ascii="Arial" w:hAnsi="Arial" w:cs="Arial" w:eastAsia="Arial"/>
       <w:i/>
       <w:iCs/>
       <w:color w:val="272727" w:themeColor="text1" w:themeTint="D8"/>
@@ -1906,7 +1906,7 @@
     <w:semiHidden/>
     <w:rsid w:val="00433772"/>
     <w:rPr>
-      <w:rFonts w:eastAsiaTheme="majorEastAsia" w:cstheme="majorBidi"/>
+      <w:rFonts w:ascii="Arial" w:hAnsi="Arial" w:cs="Arial" w:eastAsia="Arial"/>
       <w:color w:val="272727" w:themeColor="text1" w:themeTint="D8"/>
     </w:rPr>
   </w:style>
@@ -1923,11 +1923,11 @@
       <w:contextualSpacing/>
     </w:pPr>
     <w:rPr>
-      <w:rFonts w:asciiTheme="majorHAnsi" w:eastAsiaTheme="majorEastAsia" w:hAnsiTheme="majorHAnsi" w:cstheme="majorBidi"/>
+      <w:rFonts w:ascii="Arial" w:hAnsi="Arial" w:cs="Arial" w:eastAsia="Arial"/>
       <w:spacing w:val="-10"/>
       <w:kern w:val="28"/>
-      <w:sz w:val="56"/>
-      <w:szCs w:val="56"/>
+      <w:sz w:val="21"/>
+      <w:szCs w:val="21"/>
       <w:lang w:val="en-IN"/>
       <w14:ligatures w14:val="standardContextual"/>
     </w:rPr>
@@ -1939,11 +1939,11 @@
     <w:uiPriority w:val="10"/>
     <w:rsid w:val="00433772"/>
     <w:rPr>
-      <w:rFonts w:asciiTheme="majorHAnsi" w:eastAsiaTheme="majorEastAsia" w:hAnsiTheme="majorHAnsi" w:cstheme="majorBidi"/>
+      <w:rFonts w:ascii="Arial" w:hAnsi="Arial" w:cs="Arial" w:eastAsia="Arial"/>
       <w:spacing w:val="-10"/>
       <w:kern w:val="28"/>
-      <w:sz w:val="56"/>
-      <w:szCs w:val="56"/>
+      <w:sz w:val="21"/>
+      <w:szCs w:val="21"/>
     </w:rPr>
   </w:style>
   <w:style w:type="paragraph" w:styleId="Subtitle">
@@ -1961,12 +1961,12 @@
       <w:spacing w:after="160" w:line="278" w:lineRule="auto"/>
     </w:pPr>
     <w:rPr>
-      <w:rFonts w:eastAsiaTheme="majorEastAsia" w:cstheme="majorBidi"/>
+      <w:rFonts w:ascii="Arial" w:hAnsi="Arial" w:cs="Arial" w:eastAsia="Arial"/>
       <w:color w:val="595959" w:themeColor="text1" w:themeTint="A6"/>
       <w:spacing w:val="15"/>
       <w:kern w:val="2"/>
-      <w:sz w:val="28"/>
-      <w:szCs w:val="28"/>
+      <w:sz w:val="21"/>
+      <w:szCs w:val="21"/>
       <w:lang w:val="en-IN"/>
       <w14:ligatures w14:val="standardContextual"/>
     </w:rPr>
@@ -1978,11 +1978,11 @@
     <w:uiPriority w:val="11"/>
     <w:rsid w:val="00433772"/>
     <w:rPr>
-      <w:rFonts w:eastAsiaTheme="majorEastAsia" w:cstheme="majorBidi"/>
+      <w:rFonts w:ascii="Arial" w:hAnsi="Arial" w:cs="Arial" w:eastAsia="Arial"/>
       <w:color w:val="595959" w:themeColor="text1" w:themeTint="A6"/>
       <w:spacing w:val="15"/>
-      <w:sz w:val="28"/>
-      <w:szCs w:val="28"/>
+      <w:sz w:val="21"/>
+      <w:szCs w:val="21"/>
     </w:rPr>
   </w:style>
   <w:style w:type="paragraph" w:styleId="Quote">
@@ -2002,8 +2002,8 @@
       <w:iCs/>
       <w:color w:val="404040" w:themeColor="text1" w:themeTint="BF"/>
       <w:kern w:val="2"/>
-      <w:sz w:val="24"/>
-      <w:szCs w:val="24"/>
+      <w:sz w:val="21"/>
+      <w:szCs w:val="21"/>
       <w:lang w:val="en-IN"/>
       <w14:ligatures w14:val="standardContextual"/>
     </w:rPr>
@@ -2033,8 +2033,8 @@
     </w:pPr>
     <w:rPr>
       <w:kern w:val="2"/>
-      <w:sz w:val="24"/>
-      <w:szCs w:val="24"/>
+      <w:sz w:val="21"/>
+      <w:szCs w:val="21"/>
       <w:lang w:val="en-IN"/>
       <w14:ligatures w14:val="standardContextual"/>
     </w:rPr>
@@ -2073,8 +2073,8 @@
       <w:iCs/>
       <w:color w:val="0F4761" w:themeColor="accent1" w:themeShade="BF"/>
       <w:kern w:val="2"/>
-      <w:sz w:val="24"/>
-      <w:szCs w:val="24"/>
+      <w:sz w:val="21"/>
+      <w:szCs w:val="21"/>
       <w:lang w:val="en-IN"/>
       <w14:ligatures w14:val="standardContextual"/>
     </w:rPr>
@@ -2115,11 +2115,11 @@
       <w:ind w:left="60" w:right="60"/>
     </w:pPr>
     <w:rPr>
-      <w:rFonts w:ascii="Arial" w:hAnsi="Arial" w:cs="Arial"/>
+      <w:rFonts w:ascii="Arial" w:hAnsi="Arial" w:cs="Arial" w:eastAsia="Arial"/>
       <w:color w:val="000000"/>
       <w:kern w:val="0"/>
-      <w:sz w:val="20"/>
-      <w:szCs w:val="20"/>
+      <w:sz w:val="21"/>
+      <w:szCs w:val="21"/>
       <w:lang w:val="en-US"/>
       <w14:ligatures w14:val="none"/>
     </w:rPr>
@@ -2145,7 +2145,7 @@
         <w:spacing w:before="0" w:after="0" w:line="300" w:lineRule="auto"/>
       </w:pPr>
       <w:rPr>
-        <w:rFonts w:ascii="Arial" w:hAnsi="Arial" w:cs="Arial"/>
+        <w:rFonts w:ascii="Arial" w:hAnsi="Arial" w:cs="Arial" w:eastAsia="Arial"/>
         <w:b/>
         <w:bCs/>
         <w:i w:val="0"/>
